--- a/submission/NEE/cover_letter_NEE.docx
+++ b/submission/NEE/cover_letter_NEE.docx
@@ -45,7 +45,7 @@
         <w:pStyle w:val="BodyText"/>
       </w:pPr>
       <w:r>
-        <w:t xml:space="preserve">New provincial and national distribution records are among the most widely used evidence that species are shifting their ranges under climate change. Yet every record needs a species to be present, an observer to look and a paper to be written, and in China, as in much of the world, warming and citizen-science effort have grown together: annual birding visits in the main checklist databases rose about 175-fold between 2002–2004 and 2022–2024. Analyses that include only one of these processes credit it with both. Most also date records to their year of publication, a choice that, we show, changes the conclusions.</w:t>
+        <w:t xml:space="preserve">New provincial and national distribution records are among the most widely used evidence that species are shifting their ranges under climate change. Yet every record needs a species to be present, an observer to look and a paper to be written, and in China, as in much of the world, warming and citizen-science effort have grown together: annual birding visits in the main checklist databases rose about 200-fold between 2002–2004 and 2022–2024. Analyses that include only one of these processes credit it with both. Most also date records to their year of publication, a choice that, we show, changes the conclusions.</w:t>
       </w:r>
     </w:p>
     <w:p>
@@ -97,7 +97,7 @@
         <w:t xml:space="preserve"> </w:t>
       </w:r>
       <w:r>
-        <w:t xml:space="preserve">Accumulated warming relative to each species’ historical range (hazard ratio 1.36 per standard deviation) and survey effort (1.40) have similar effects and interact negatively, and design-preserving permutation nulls quantify how much of the warming association is species-specific.</w:t>
+        <w:t xml:space="preserve">Accumulated warming relative to each species’ historical range (hazard ratio 1.36 per standard deviation) and survey effort (1.43) have similar effects and interact negatively, and design-preserving permutation nulls quantify how much of the warming association is species-specific.</w:t>
       </w:r>
     </w:p>
     <w:p>
@@ -119,7 +119,7 @@
         <w:t xml:space="preserve"> </w:t>
       </w:r>
       <w:r>
-        <w:t xml:space="preserve">Province-by-year survey pulses are the largest variance component, and the effect of effort fell from a hazard ratio of 2.18 in 2002 to 1.07 in 2024, whereas the warming effect showed no such decline.</w:t>
+        <w:t xml:space="preserve">Province-by-year survey pulses are the largest variance component, and the effect of effort fell from a hazard ratio of 2.14 in 2002 to 1.13 in 2024, whereas the warming effect showed no such decline.</w:t>
       </w:r>
     </w:p>
     <w:p>
